--- a/az/discovery-articles/6.27 Elektron ödənişlər.docx
+++ b/az/discovery-articles/6.27 Elektron ödənişlər.docx
@@ -4,580 +4,386 @@
   <w:body>
     <w:p>
       <w:pPr>
-        <w:keepNext/>
-        <w:spacing w:before="280" w:after="120"/>
+        <w:pStyle w:val="Title"/>
+        <w:widowControl/>
       </w:pPr>
       <w:r>
-        <w:rPr>
-          <w:rFonts w:ascii="Calibri" w:hAnsi="Calibri" w:eastAsia="Calibri"/>
-          <w:b/>
-          <w:i w:val="0"/>
-          <w:color w:val="004E8C"/>
-          <w:sz w:val="44"/>
-        </w:rPr>
         <w:t>6.27 Elektron ödənişlər</w:t>
       </w:r>
     </w:p>
     <w:p>
       <w:pPr>
-        <w:spacing w:after="80"/>
+        <w:keepNext/>
+        <w:widowControl/>
       </w:pPr>
       <w:r>
         <w:rPr>
-          <w:rFonts w:ascii="Calibri" w:hAnsi="Calibri" w:eastAsia="Calibri"/>
-          <w:b w:val="0"/>
-          <w:i/>
-          <w:color w:val="505050"/>
-          <w:sz w:val="22"/>
+          <w:sz w:val="20"/>
         </w:rPr>
-        <w:t>6. Rəqəmsal texnologiyalar, kosmos və rabitə</w:t>
-      </w:r>
-    </w:p>
-    <w:p>
-      <w:pPr>
-        <w:spacing w:after="200"/>
-      </w:pPr>
-      <w:r>
-        <w:rPr>
-          <w:rFonts w:ascii="Calibri" w:hAnsi="Calibri" w:eastAsia="Calibri"/>
-          <w:b w:val="0"/>
-          <w:i/>
-          <w:sz w:val="22"/>
-        </w:rPr>
-        <w:t>Dövr: XX əsrin ortalarında ödəmə və kredit kartları; 1960–1970-ci illərdə elektron təsdiqləmə; sonralar avtomatlaşdırılmış klirinq mərkəzləri, kart şəbəkələri və mobil pulqabılar | Əsas simalar: bank kartı assosiasiyaları; ödəniş şəbəkələrinin mühəndisləri; hesablaşmanı rəqəmsallaşdıran pərakəndə satıcılar və klirinq mərkəzləri</w:t>
-      </w:r>
-    </w:p>
-    <w:p>
-      <w:pPr>
-        <w:spacing w:after="160" w:line="276" w:lineRule="auto"/>
-      </w:pPr>
-      <w:r>
-        <w:rPr>
-          <w:rFonts w:ascii="Calibri" w:hAnsi="Calibri" w:eastAsia="Calibri"/>
-          <w:b w:val="0"/>
-          <w:i w:val="0"/>
-          <w:sz w:val="22"/>
-        </w:rPr>
-        <w:t>Elektron ödənişdə pul fiziki şəkildə əl dəyişdirmir; məbləğ təsdiqlənmiş rəqəmsal göstəriş əsasında bir hesabdan digərinə köçürülür. Kartlar, bank köçürmələri və mobil pulqabılar mağazada və uzaqdan aparılan alış-veriş üzrə ödənişləri sürətləndirdi.</w:t>
+        <w:t>6 Rəqəmsal texnologiyalar kosmos və rabitə</w:t>
       </w:r>
     </w:p>
     <w:p>
       <w:pPr>
         <w:keepNext/>
-        <w:spacing w:before="240" w:after="120"/>
+        <w:widowControl/>
       </w:pPr>
       <w:r>
         <w:rPr>
-          <w:rFonts w:ascii="Calibri" w:hAnsi="Calibri" w:eastAsia="Calibri"/>
-          <w:b/>
-          <w:i w:val="0"/>
-          <w:color w:val="004E8C"/>
-          <w:sz w:val="28"/>
+          <w:sz w:val="20"/>
         </w:rPr>
-        <w:t>Əsas faktlar</w:t>
+        <w:t>Dövr: təxminən XX əsrin ortalarında ödəniş və kredit kartları; 1960–1970-ci illərdə elektron təsdiqləmə; sonralar avtomatlaşdırılmış klirinq sistemləri, kart şəbəkələri və mobil pulqabılar | Əsas iştirakçılar: bank kartı birlikləri; ödəniş şəbəkəsi mühəndisləri; hesablaşmanı rəqəmsallaşdıran satıcılar və klirinq qurumları</w:t>
+      </w:r>
+    </w:p>
+    <w:p>
+      <w:pPr>
+        <w:widowControl/>
+      </w:pPr>
+      <w:r>
+        <w:t>Elektron ödənişlər dəyəri nağd pul və ya çeklə deyil, təsdiqlənmiş rəqəmsal mesajlarla ötürür. Kartlar, bank köçürmələri və mobil pulqabılar uzaq məsafədən alış-verişi saniyələr içində həyata keçirməyə imkan verdi.</w:t>
+      </w:r>
+    </w:p>
+    <w:p>
+      <w:pPr>
+        <w:pStyle w:val="Heading1"/>
+        <w:widowControl/>
+      </w:pPr>
+      <w:r>
+        <w:t>Əsas məlumatlar</w:t>
       </w:r>
     </w:p>
     <w:p>
       <w:pPr>
         <w:pStyle w:val="ListBullet"/>
+        <w:widowControl/>
       </w:pPr>
       <w:r>
-        <w:rPr>
-          <w:rFonts w:ascii="Calibri" w:hAnsi="Calibri" w:eastAsia="Calibri"/>
-          <w:b w:val="0"/>
-          <w:i w:val="0"/>
-          <w:sz w:val="22"/>
-        </w:rPr>
-        <w:t>XX əsrin ortalarında ödəmə və kredit kartları mağazalardakı yerli nisyə hesablarının böyük hissəsini hər yerdə işlədilə bilən plastik kartlarla əvəzlədi</w:t>
+        <w:t>Əsrin ortalarında ödəniş və kredit kartları bir çox mağazanın yerli nisyə hesabını daşına bilən plastik kartla əvəz etdi.</w:t>
       </w:r>
     </w:p>
     <w:p>
       <w:pPr>
         <w:pStyle w:val="ListBullet"/>
+        <w:widowControl/>
       </w:pPr>
       <w:r>
-        <w:rPr>
-          <w:rFonts w:ascii="Calibri" w:hAnsi="Calibri" w:eastAsia="Calibri"/>
-          <w:b w:val="0"/>
-          <w:i w:val="0"/>
-          <w:sz w:val="22"/>
-        </w:rPr>
-        <w:t>Elektron təsdiqləmə şəbəkələri satıcılara satış tamamlanmazdan əvvəl kartı uzaqdan yoxlamağa imkan verdi</w:t>
+        <w:t>Elektron təsdiqləmə şəbəkələri satıcıya alış tamamlanmadan kartı uzaqdan yoxlamağa imkan verdi.</w:t>
       </w:r>
     </w:p>
     <w:p>
       <w:pPr>
         <w:pStyle w:val="ListBullet"/>
+        <w:widowControl/>
       </w:pPr>
       <w:r>
-        <w:rPr>
-          <w:rFonts w:ascii="Calibri" w:hAnsi="Calibri" w:eastAsia="Calibri"/>
-          <w:b w:val="0"/>
-          <w:i w:val="0"/>
-          <w:sz w:val="22"/>
-        </w:rPr>
-        <w:t>Avtomatlaşdırılmış klirinq mərkəzləri kağız sənəd daşımadan bank köçürmələrini toplu şəkildə həyata keçirdi</w:t>
+        <w:t>Bank köçürmələrini qrup halında emal edən sistemlər, ABŞ-da avtomatlaşdırılmış klirinq mərkəzləri — ACH, maaş və ödənişləri kağız daşımadan ötürdü.</w:t>
       </w:r>
     </w:p>
     <w:p>
       <w:pPr>
         <w:pStyle w:val="ListBullet"/>
+        <w:widowControl/>
       </w:pPr>
       <w:r>
-        <w:rPr>
-          <w:rFonts w:ascii="Calibri" w:hAnsi="Calibri" w:eastAsia="Calibri"/>
-          <w:b w:val="0"/>
-          <w:i w:val="0"/>
-          <w:sz w:val="22"/>
-        </w:rPr>
-        <w:t>Kart sistemləri, sonralar isə onlayn ödəniş şlüzləri banklar, mağazalar və müştərilər arasında göndərilən məlumatları standartlaşdırdı</w:t>
+        <w:t>Kart sistemləri və sonrakı onlayn ödəniş keçidləri bank, mağaza və müştəri arasındakı mesajları standartlaşdırdı.</w:t>
       </w:r>
     </w:p>
     <w:p>
       <w:pPr>
         <w:pStyle w:val="ListBullet"/>
+        <w:widowControl/>
       </w:pPr>
       <w:r>
-        <w:rPr>
-          <w:rFonts w:ascii="Calibri" w:hAnsi="Calibri" w:eastAsia="Calibri"/>
-          <w:b w:val="0"/>
-          <w:i w:val="0"/>
-          <w:sz w:val="22"/>
-        </w:rPr>
-        <w:t>Mobil pulqabılar və ani ödəniş infrastrukturu eyni prinsipi genişləndirir: fiziki nağd pul deyil, etibarlı göstərişlər ötürülür</w:t>
+        <w:t>Mobil pulqabılar və ani ödəniş şəbəkələri eyni ideyanı davam etdirir: fiziki pul əvəzinə etibarlı göstərişlər.</w:t>
       </w:r>
     </w:p>
     <w:p>
       <w:pPr>
-        <w:keepNext/>
-        <w:spacing w:before="240" w:after="120"/>
+        <w:pStyle w:val="Heading1"/>
+        <w:widowControl/>
       </w:pPr>
       <w:r>
-        <w:rPr>
-          <w:rFonts w:ascii="Calibri" w:hAnsi="Calibri" w:eastAsia="Calibri"/>
-          <w:b/>
-          <w:i w:val="0"/>
-          <w:color w:val="004E8C"/>
-          <w:sz w:val="28"/>
-        </w:rPr>
-        <w:t>Bu nədir və necə işləyir?</w:t>
+        <w:t>Bu nədir</w:t>
       </w:r>
     </w:p>
     <w:p>
       <w:pPr>
-        <w:spacing w:after="160" w:line="276" w:lineRule="auto"/>
+        <w:widowControl/>
       </w:pPr>
       <w:r>
-        <w:rPr>
-          <w:rFonts w:ascii="Calibri" w:hAnsi="Calibri" w:eastAsia="Calibri"/>
-          <w:b w:val="0"/>
-          <w:i w:val="0"/>
-          <w:sz w:val="22"/>
-        </w:rPr>
-        <w:t>Elektron ödəniş sistemləri fiziki əsginaslardan istifadə etmədən, telekommunikasiya və elektron uçot vasitəsilə bir hesabdan məbləği silib digərinə əlavə edir. Kartın terminaldan keçirilməsi, bank köçürməsi və ya telefonun terminala yaxınlaşdırılması təsdiq sorğusu göndərir; klirinq və yekun hesablaşma bundan sonra balansları yeniləyir. Dələduzluq yoxlamaları, komissiyalar və ödənişin geri qaytarılması da bu infrastrukturun daxilində aparılır. Sadə dillə desək, elektron ödəniş mesaj şəklində hərəkət edən puldur.</w:t>
+        <w:t>Elektron ödəniş sistemləri fiziki əskinas əvəzinə rabitə və hesab qeydlərindən istifadə edərək bir hesabdan məbləğ çıxır, digərinə əlavə edir. Kartın oxudulması, bank köçürməsi və ya telefonun terminala yaxınlaşdırılması ödənişin təsdiqi üçün göstəriş göndərir. Sonra qarşılıqlı öhdəliklərin hesablanması — klirinq və yekun hesablaşma qalıqları yeniləyir. Dələduzluğun yoxlanması, komissiyalar və mübahisəli ödənişin geri qaytarılması da bu sistemə daxildir. Sadə desək, pul mesaj şəklində hərəkət edir.</w:t>
       </w:r>
     </w:p>
     <w:p>
       <w:pPr>
-        <w:keepNext/>
-        <w:spacing w:before="240" w:after="120"/>
+        <w:pStyle w:val="Heading1"/>
+        <w:widowControl/>
       </w:pPr>
       <w:r>
-        <w:rPr>
-          <w:rFonts w:ascii="Calibri" w:hAnsi="Calibri" w:eastAsia="Calibri"/>
-          <w:b/>
-          <w:i w:val="0"/>
-          <w:color w:val="004E8C"/>
-          <w:sz w:val="28"/>
-        </w:rPr>
-        <w:t>Kim kəşf və ya ixtira edib?</w:t>
+        <w:t>Kim kəşf edib və ya yaradıb</w:t>
       </w:r>
     </w:p>
     <w:p>
       <w:pPr>
-        <w:spacing w:after="160" w:line="276" w:lineRule="auto"/>
+        <w:widowControl/>
       </w:pPr>
       <w:r>
-        <w:rPr>
-          <w:rFonts w:ascii="Calibri" w:hAnsi="Calibri" w:eastAsia="Calibri"/>
-          <w:b w:val="0"/>
-          <w:i w:val="0"/>
-          <w:sz w:val="22"/>
-        </w:rPr>
-        <w:t>Univermaqların ödəmə nişanları və bank kartları bir çox şirkətin fəaliyyəti nəticəsində yarandı. Şəbəkə qurucuları terminalları mərkəzi kompüterlərə bağladılar ki, bir şəhərdəki satış zamanı başqa yerdə saxlanan hesab məlumatı yoxlanılsın. Klirinq assosiasiyaları banklararası toplu köçürmələri rəqəmsallaşdırdı. Standartlaşdırma qurumları və tənzimləyicilər kimin hansı məbləği köçürə biləcəyinə dair qaydaları formalaşdırdılar. Bu sahənin ixtiraçıları arasında ayrı-ayrı mühəndislərlə yanaşı, bütöv qurumlar da var.</w:t>
+        <w:t>Mağaza ödəniş lövhəciklərini və bank kartlarını müxtəlif şirkətlər yaratmışdı. Şəbəkə qurucuları terminalları mərkəzi kompüterlərə bağladılar ki, bir şəhərdəki alış başqa yerdəki hesabı yoxlaya bilsin. Klirinq birlikləri banklararası toplu köçürmələri rəqəmsallaşdırdı. Standartlaşdırma və tənzimləmə qurumları kimin hansı vəsaiti hərəkət etdirə biləcəyini müəyyənləşdirdi. Bu tarixdə qurumların rolu ayrı-ayrı mühəndislər qədər böyükdür.</w:t>
       </w:r>
     </w:p>
     <w:p>
       <w:pPr>
-        <w:keepNext/>
-        <w:spacing w:before="240" w:after="120"/>
+        <w:pStyle w:val="Heading1"/>
+        <w:widowControl/>
       </w:pPr>
       <w:r>
-        <w:rPr>
-          <w:rFonts w:ascii="Calibri" w:hAnsi="Calibri" w:eastAsia="Calibri"/>
-          <w:b/>
-          <w:i w:val="0"/>
-          <w:color w:val="004E8C"/>
-          <w:sz w:val="28"/>
-        </w:rPr>
-        <w:t>Nə vaxt və necə yaranıb?</w:t>
+        <w:t>Nə vaxt və necə yaranıb</w:t>
       </w:r>
     </w:p>
     <w:p>
       <w:pPr>
-        <w:spacing w:after="160" w:line="276" w:lineRule="auto"/>
+        <w:widowControl/>
       </w:pPr>
       <w:r>
-        <w:rPr>
-          <w:rFonts w:ascii="Calibri" w:hAnsi="Calibri" w:eastAsia="Calibri"/>
-          <w:b w:val="0"/>
-          <w:i w:val="0"/>
-          <w:sz w:val="22"/>
-        </w:rPr>
-        <w:t>Müharibədən sonrakı kart sistemləri 1950–1960-cı illərdə böyüdü; telefon və məlumat xətləri ucuzlaşdıqca elektron təsdiqləmə yayıldı. Satış nöqtəsi terminalları və maqnit zolaqları mağazalarda kartdan istifadəni adiləşdirdi. Avtomatlaşdırılmış klirinq sistemləri, sonralar isə real vaxt rejimli ödəniş infrastrukturu əməkhaqqını və hesab-fakturaları elektron qaydada köçürdü. İnternet uzaqdan ödənişi, smartfonlar isə mobil pulqabıları gətirdi. Hər yeni mərhələ hesablaşma müddətini qısaltdı, eyni zamanda kibertəhlükəsizliyin əhəmiyyətini artırdı.</w:t>
+        <w:t>Müharibədən sonrakı kart sistemləri 1950–1960-cı illərdə böyüdü. Telefon və məlumat xətləri ucuzlaşdıqca elektron təsdiqləmə yarandı. Satış məntəqəsi terminalları və maqnit zolaqları kartı mağazalarda adi vasitə etdi. ACH tipli sistemlər, sonra real vaxt şəbəkələri maaşları və ödənişləri ötürdü. İnternet uzaqdan ödənişi, smartfon isə mobil pulqabını əlavə etdi. Hər yeni mərhələ hesablaşmanı sürətləndirdi, kibertəhlükəsizliyin əhəmiyyətini də artırdı.</w:t>
       </w:r>
     </w:p>
     <w:p>
       <w:pPr>
-        <w:keepNext/>
-        <w:spacing w:before="240" w:after="120"/>
+        <w:pStyle w:val="Heading1"/>
+        <w:widowControl/>
       </w:pPr>
       <w:r>
-        <w:rPr>
-          <w:rFonts w:ascii="Calibri" w:hAnsi="Calibri" w:eastAsia="Calibri"/>
-          <w:b/>
-          <w:i w:val="0"/>
-          <w:color w:val="004E8C"/>
-          <w:sz w:val="28"/>
-        </w:rPr>
-        <w:t>Elmi əhəmiyyəti</w:t>
+        <w:t>Elm üçün əhəmiyyəti</w:t>
       </w:r>
     </w:p>
     <w:p>
       <w:pPr>
-        <w:spacing w:after="160" w:line="276" w:lineRule="auto"/>
+        <w:widowControl/>
       </w:pPr>
       <w:r>
-        <w:rPr>
-          <w:rFonts w:ascii="Calibri" w:hAnsi="Calibri" w:eastAsia="Calibri"/>
-          <w:b w:val="0"/>
-          <w:i w:val="0"/>
-          <w:sz w:val="22"/>
-        </w:rPr>
-        <w:t>Ödəniş sistemləri pərakəndə ticarət miqyasında etibarlı paylanmış məlumat bazaları, kriptoqrafiya və nasazlığa davamlı mesajlaşma tələb etdi. Risk modelləri və dələduzluğun aşkarlanması tətbiqi statistikanın mühüm məsələlərinə çevrildi. İqtisadçılar nağd pulun payı azaldıqca pulun dövriyyə sürətini araşdırırlar. Elmi baxımdan elektron ödəniş dəyəri həqiqiliyi təsdiqlənməli olan informasiya kimi qəbul edir.</w:t>
+        <w:t>Ödənişlər pərakəndə ticarət miqyasında etibarlı paylanmış məlumat bazaları, kriptoqrafiya və nasazlığa davamlı mesajlaşma tələb etdi. Risk modelləri və dələduzluğun aşkarlanması tətbiqi statistika məsələlərinə çevrildi. İqtisadçılar nağd pulun payı azaldıqda pulun dövretmə sürətini öyrənirlər. Elektron ödənişlər dəyərə həqiqiliyi təsdiqlənməli olan məlumat kimi yanaşır.</w:t>
       </w:r>
     </w:p>
     <w:p>
       <w:pPr>
-        <w:keepNext/>
-        <w:spacing w:before="240" w:after="120"/>
+        <w:pStyle w:val="Heading1"/>
+        <w:widowControl/>
       </w:pPr>
       <w:r>
-        <w:rPr>
-          <w:rFonts w:ascii="Calibri" w:hAnsi="Calibri" w:eastAsia="Calibri"/>
-          <w:b/>
-          <w:i w:val="0"/>
-          <w:color w:val="004E8C"/>
-          <w:sz w:val="28"/>
-        </w:rPr>
         <w:t>Sonrakı inkişafa təsiri</w:t>
       </w:r>
     </w:p>
     <w:p>
       <w:pPr>
-        <w:spacing w:after="160" w:line="276" w:lineRule="auto"/>
+        <w:widowControl/>
       </w:pPr>
       <w:r>
-        <w:rPr>
-          <w:rFonts w:ascii="Calibri" w:hAnsi="Calibri" w:eastAsia="Calibri"/>
-          <w:b w:val="0"/>
-          <w:i w:val="0"/>
-          <w:sz w:val="22"/>
-        </w:rPr>
-        <w:t>Elektron ticarət, müstəqil iş platformaları və abunə xidmətləri sistemdə saxlanılan kart məlumatlarına və ya ani köçürmələrə əsaslanır. Mərkəzi bankların rəqəmsal valyuta təcrübələrində də eyni hesablaşma məntiqindən istifadə olunur. Nağd puldan az istifadə edən şəhərlər bəxşiş, ictimai nəqliyyat və ianə sistemlərini yenidən qurur. Banklararası komissiyalar və maliyyə xidmətlərinə çıxış fərqləri texniki olduğu qədər siyasi məsələyə də çevrilib.</w:t>
+        <w:t>Elektron ticarət, qısamüddətli sifarişlə iş platformaları və abunə xidmətləri saxlanmış kart məlumatına və ya ani köçürməyə söykənir. Mərkəzi bankların rəqəmsal valyuta təcrübələri hesablaşma prinsipindən istifadə edir. Nağd pulun az işləndiyi şəhərlərdə bəxşiş, nəqliyyat və ianələr yenidən təşkil olunur. Banklararası kart komissiyaları və xidmətlərə qeyri-bərabər çıxış texniki olduğu qədər siyasi məsələyə də çevrilir.</w:t>
       </w:r>
     </w:p>
     <w:p>
       <w:pPr>
-        <w:keepNext/>
-        <w:spacing w:before="240" w:after="120"/>
+        <w:pStyle w:val="Heading1"/>
+        <w:widowControl/>
       </w:pPr>
       <w:r>
-        <w:rPr>
-          <w:rFonts w:ascii="Calibri" w:hAnsi="Calibri" w:eastAsia="Calibri"/>
-          <w:b/>
-          <w:i w:val="0"/>
-          <w:color w:val="004E8C"/>
-          <w:sz w:val="28"/>
-        </w:rPr>
-        <w:t>İnsan həyatını necə dəyişdi?</w:t>
+        <w:t>İnsan həyatını necə dəyişib</w:t>
       </w:r>
     </w:p>
     <w:p>
       <w:pPr>
-        <w:spacing w:after="160" w:line="276" w:lineRule="auto"/>
+        <w:widowControl/>
       </w:pPr>
       <w:r>
-        <w:rPr>
-          <w:rFonts w:ascii="Calibri" w:hAnsi="Calibri" w:eastAsia="Calibri"/>
-          <w:b w:val="0"/>
-          <w:i w:val="0"/>
-          <w:sz w:val="22"/>
-        </w:rPr>
-        <w:t>İnsanlar üzərlərində iri məbləğdə nağd pul daşımadan ölkələrarası alış-veriş edə, kiçik sahibkarlar isə uzaqdakı müştərilərdən ödəniş qəbul edə bildilər. Kartla ödəməyin asanlaşması düşünülməmiş alışları və borclanmanı artırdı. Bank xidmətlərindən istifadə edə bilməyən insanlar rəqəmsal bazarlardan kənarda qala bilər. Hər fincan qəhvə uçot sistemində iz buraxdıqca şəxsi məxfilik də azalır.</w:t>
+        <w:t>İnsanlar böyük məbləğdə nağd pul daşımadan sərhədlərarası alış edə, kiçik satıcılar uzaqdakı müştəriləri qəbul edə bilirlər. Kartın rahatlığı ilə düşünülməmiş xərclər və borclanma da artdı. Bank xidmətinə çıxışı olmayanlar rəqəmsal bazardan kənarda qala bilər. Hər fincan qəhvə hesab qeydində iz qoyduqda şəxsi həyatın gizliliyi azalır.</w:t>
       </w:r>
     </w:p>
     <w:p>
       <w:pPr>
-        <w:keepNext/>
-        <w:spacing w:before="240" w:after="120"/>
+        <w:pStyle w:val="Heading1"/>
+        <w:widowControl/>
       </w:pPr>
       <w:r>
-        <w:rPr>
-          <w:rFonts w:ascii="Calibri" w:hAnsi="Calibri" w:eastAsia="Calibri"/>
-          <w:b/>
-          <w:i w:val="0"/>
-          <w:color w:val="004E8C"/>
-          <w:sz w:val="28"/>
-        </w:rPr>
         <w:t>Mənbələr və istinadlar</w:t>
       </w:r>
     </w:p>
     <w:p>
       <w:pPr>
-        <w:keepNext/>
-        <w:spacing w:before="240" w:after="120"/>
+        <w:pStyle w:val="Heading2"/>
+        <w:widowControl/>
       </w:pPr>
       <w:r>
         <w:rPr>
-          <w:rFonts w:ascii="Calibri" w:hAnsi="Calibri" w:eastAsia="Calibri"/>
-          <w:b/>
-          <w:i w:val="0"/>
-          <w:color w:val="004E8C"/>
-          <w:sz w:val="24"/>
+          <w:sz w:val="20"/>
         </w:rPr>
-        <w:t>A. Kitablar və əsas elmi əsərlər</w:t>
+        <w:t>A Kitablar və əsas elmi əsərlər</w:t>
       </w:r>
     </w:p>
     <w:p>
       <w:pPr>
-        <w:spacing w:after="80"/>
-        <w:ind w:left="360"/>
+        <w:widowControl/>
       </w:pPr>
       <w:r>
         <w:rPr>
-          <w:rFonts w:ascii="Calibri" w:hAnsi="Calibri" w:eastAsia="Calibri"/>
-          <w:b w:val="0"/>
-          <w:i w:val="0"/>
-          <w:sz w:val="22"/>
+          <w:sz w:val="20"/>
         </w:rPr>
         <w:t>1. Stearns, David L. Electronic Value Exchange: Origins of the VISA Electronic Payment System. London: Springer, 2011.</w:t>
       </w:r>
     </w:p>
     <w:p>
       <w:pPr>
-        <w:keepNext/>
-        <w:spacing w:before="240" w:after="120"/>
+        <w:pStyle w:val="Heading2"/>
+        <w:widowControl/>
       </w:pPr>
       <w:r>
         <w:rPr>
-          <w:rFonts w:ascii="Calibri" w:hAnsi="Calibri" w:eastAsia="Calibri"/>
-          <w:b/>
-          <w:i w:val="0"/>
-          <w:color w:val="004E8C"/>
-          <w:sz w:val="24"/>
+          <w:sz w:val="20"/>
         </w:rPr>
-        <w:t>C. Təşkilatların materialları və ensiklopedik mənbələr</w:t>
+        <w:t>C Qurumların materialları və ensiklopedik mənbələr</w:t>
       </w:r>
     </w:p>
     <w:p>
       <w:pPr>
-        <w:spacing w:after="80"/>
-        <w:ind w:left="360"/>
+        <w:widowControl/>
       </w:pPr>
       <w:r>
         <w:rPr>
-          <w:rFonts w:ascii="Calibri" w:hAnsi="Calibri" w:eastAsia="Calibri"/>
-          <w:b w:val="0"/>
-          <w:i w:val="0"/>
-          <w:sz w:val="22"/>
+          <w:sz w:val="20"/>
         </w:rPr>
-        <w:t>1. Encyclopaedia Britannica. “Credit card” (“Kredit kartı”).</w:t>
-      </w:r>
-      <w:r>
-        <w:rPr>
-          <w:rFonts w:ascii="Calibri" w:hAnsi="Calibri" w:eastAsia="Calibri"/>
-          <w:b w:val="0"/>
-          <w:i w:val="0"/>
-          <w:sz w:val="22"/>
-        </w:rPr>
-        <w:t xml:space="preserve"> </w:t>
+        <w:t xml:space="preserve">1. Encyclopaedia Britannica. 'Credit card.' </w:t>
       </w:r>
       <w:hyperlink r:id="rId9">
         <w:r>
           <w:rPr>
-            <w:rFonts w:ascii="Calibri" w:hAnsi="Calibri" w:eastAsia="Calibri"/>
-            <w:b w:val="0"/>
-            <w:i w:val="0"/>
-            <w:sz w:val="22"/>
-            <w:color w:val="0563C1"/>
-            <w:u w:val="single"/>
+            <w:sz w:val="20"/>
           </w:rPr>
           <w:t>https://www.britannica.com/money/credit-card</w:t>
         </w:r>
       </w:hyperlink>
+      <w:r>
+        <w:rPr>
+          <w:sz w:val="20"/>
+        </w:rPr>
+      </w:r>
     </w:p>
     <w:p>
       <w:pPr>
-        <w:spacing w:after="80"/>
-        <w:ind w:left="360"/>
+        <w:widowControl/>
       </w:pPr>
       <w:r>
         <w:rPr>
-          <w:rFonts w:ascii="Calibri" w:hAnsi="Calibri" w:eastAsia="Calibri"/>
-          <w:b w:val="0"/>
-          <w:i w:val="0"/>
-          <w:sz w:val="22"/>
+          <w:sz w:val="20"/>
         </w:rPr>
-        <w:t>2. Bank for International Settlements. Ödənişlər və bazar infrastrukturları komitəsi.</w:t>
-      </w:r>
-      <w:r>
-        <w:rPr>
-          <w:rFonts w:ascii="Calibri" w:hAnsi="Calibri" w:eastAsia="Calibri"/>
-          <w:b w:val="0"/>
-          <w:i w:val="0"/>
-          <w:sz w:val="22"/>
-        </w:rPr>
-        <w:t xml:space="preserve"> </w:t>
+        <w:t xml:space="preserve">2. Bank for International Settlements. Committee on Payments and Market Infrastructures. </w:t>
       </w:r>
       <w:hyperlink r:id="rId10">
         <w:r>
           <w:rPr>
-            <w:rFonts w:ascii="Calibri" w:hAnsi="Calibri" w:eastAsia="Calibri"/>
-            <w:b w:val="0"/>
-            <w:i w:val="0"/>
-            <w:sz w:val="22"/>
-            <w:color w:val="0563C1"/>
-            <w:u w:val="single"/>
+            <w:sz w:val="20"/>
           </w:rPr>
           <w:t>https://www.bis.org/cpmi/</w:t>
         </w:r>
       </w:hyperlink>
-    </w:p>
-    <w:p>
-      <w:pPr>
-        <w:keepNext/>
-        <w:spacing w:before="240" w:after="120"/>
-      </w:pPr>
       <w:r>
         <w:rPr>
-          <w:rFonts w:ascii="Calibri" w:hAnsi="Calibri" w:eastAsia="Calibri"/>
-          <w:b/>
-          <w:i w:val="0"/>
-          <w:color w:val="004E8C"/>
-          <w:sz w:val="24"/>
+          <w:sz w:val="20"/>
         </w:rPr>
-        <w:t>D. Muzey, arxiv və kitabxana materialları</w:t>
       </w:r>
     </w:p>
     <w:p>
       <w:pPr>
-        <w:spacing w:after="80"/>
-        <w:ind w:left="360"/>
+        <w:pStyle w:val="Heading2"/>
+        <w:widowControl/>
       </w:pPr>
       <w:r>
         <w:rPr>
-          <w:rFonts w:ascii="Calibri" w:hAnsi="Calibri" w:eastAsia="Calibri"/>
-          <w:b w:val="0"/>
-          <w:i w:val="0"/>
-          <w:sz w:val="22"/>
+          <w:sz w:val="20"/>
         </w:rPr>
-        <w:t>1. Computer History Museum. Bank işi və elektron pul köçürmələrinə dair materiallar.</w:t>
+        <w:t>D Muzey arxiv və kitabxana materialları</w:t>
       </w:r>
+    </w:p>
+    <w:p>
+      <w:pPr>
+        <w:widowControl/>
+      </w:pPr>
       <w:r>
         <w:rPr>
-          <w:rFonts w:ascii="Calibri" w:hAnsi="Calibri" w:eastAsia="Calibri"/>
-          <w:b w:val="0"/>
-          <w:i w:val="0"/>
-          <w:sz w:val="22"/>
+          <w:sz w:val="20"/>
         </w:rPr>
-        <w:t xml:space="preserve"> </w:t>
+        <w:t xml:space="preserve">1. Computer History Museum. Banking and electronic funds transfer resources. </w:t>
       </w:r>
       <w:hyperlink r:id="rId11">
         <w:r>
           <w:rPr>
-            <w:rFonts w:ascii="Calibri" w:hAnsi="Calibri" w:eastAsia="Calibri"/>
-            <w:b w:val="0"/>
-            <w:i w:val="0"/>
-            <w:sz w:val="22"/>
-            <w:color w:val="0563C1"/>
-            <w:u w:val="single"/>
+            <w:sz w:val="20"/>
           </w:rPr>
           <w:t>https://www.computerhistory.org/</w:t>
         </w:r>
       </w:hyperlink>
-    </w:p>
-    <w:p>
-      <w:pPr>
-        <w:keepNext/>
-        <w:spacing w:before="240" w:after="120"/>
-      </w:pPr>
       <w:r>
         <w:rPr>
-          <w:rFonts w:ascii="Calibri" w:hAnsi="Calibri" w:eastAsia="Calibri"/>
-          <w:b/>
-          <w:i w:val="0"/>
-          <w:color w:val="004E8C"/>
-          <w:sz w:val="24"/>
+          <w:sz w:val="20"/>
         </w:rPr>
-        <w:t>J. Mətbuat, populyar elmi və ümumi məlumat mənbələri</w:t>
       </w:r>
     </w:p>
     <w:p>
       <w:pPr>
-        <w:spacing w:after="80"/>
-        <w:ind w:left="360"/>
+        <w:pStyle w:val="Heading2"/>
+        <w:widowControl/>
       </w:pPr>
       <w:r>
         <w:rPr>
-          <w:rFonts w:ascii="Calibri" w:hAnsi="Calibri" w:eastAsia="Calibri"/>
-          <w:b w:val="0"/>
-          <w:i w:val="0"/>
-          <w:sz w:val="22"/>
+          <w:sz w:val="20"/>
         </w:rPr>
-        <w:t>1. Federal Reserve Education. Ödəniş sistemləri necə işləyir.</w:t>
+        <w:t>J Mətbuat elmi kütləvi nəşrlər və ümumi mənbələr</w:t>
       </w:r>
+    </w:p>
+    <w:p>
+      <w:pPr>
+        <w:widowControl/>
+      </w:pPr>
       <w:r>
         <w:rPr>
-          <w:rFonts w:ascii="Calibri" w:hAnsi="Calibri" w:eastAsia="Calibri"/>
-          <w:b w:val="0"/>
-          <w:i w:val="0"/>
-          <w:sz w:val="22"/>
+          <w:sz w:val="20"/>
         </w:rPr>
-        <w:t xml:space="preserve"> </w:t>
+        <w:t xml:space="preserve">1. Federal Reserve Education. How payment systems work. </w:t>
       </w:r>
       <w:hyperlink r:id="rId12">
         <w:r>
           <w:rPr>
-            <w:rFonts w:ascii="Calibri" w:hAnsi="Calibri" w:eastAsia="Calibri"/>
-            <w:b w:val="0"/>
-            <w:i w:val="0"/>
-            <w:sz w:val="22"/>
-            <w:color w:val="0563C1"/>
-            <w:u w:val="single"/>
+            <w:sz w:val="20"/>
           </w:rPr>
           <w:t>https://www.federalreserveeducation.org/</w:t>
         </w:r>
       </w:hyperlink>
+      <w:r>
+        <w:rPr>
+          <w:sz w:val="20"/>
+        </w:rPr>
+      </w:r>
     </w:p>
     <w:sectPr>
-      <w:pgSz w:w="12240" w:h="15840"/>
-      <w:pgMar w:top="1296" w:right="1440" w:bottom="1296" w:left="1440" w:header="720" w:footer="720" w:gutter="0"/>
+      <w:footerReference w:type="default" r:id="rId13"/>
+      <w:pgSz w:w="11906" w:h="16838"/>
+      <w:pgMar w:top="1020" w:right="1134" w:bottom="1020" w:left="1134" w:header="720" w:footer="720" w:gutter="0"/>
       <w:cols w:space="720"/>
       <w:docGrid w:linePitch="360"/>
     </w:sectPr>
   </w:body>
 </w:document>
+</file>
+
+<file path=word/footer1.xml><?xml version="1.0" encoding="utf-8"?>
+<w:ftr xmlns:m="http://schemas.openxmlformats.org/officeDocument/2006/math" xmlns:mc="http://schemas.openxmlformats.org/markup-compatibility/2006" xmlns:mo="http://schemas.microsoft.com/office/mac/office/2008/main" xmlns:mv="urn:schemas-microsoft-com:mac:vml" xmlns:o="urn:schemas-microsoft-com:office:office" xmlns:r="http://schemas.openxmlformats.org/officeDocument/2006/relationships" xmlns:v="urn:schemas-microsoft-com:vml" xmlns:w10="urn:schemas-microsoft-com:office:word" xmlns:w14="http://schemas.microsoft.com/office/word/2010/wordml" xmlns:w="http://schemas.openxmlformats.org/wordprocessingml/2006/main" xmlns:wne="http://schemas.microsoft.com/office/word/2006/wordml" xmlns:wp14="http://schemas.microsoft.com/office/word/2010/wordprocessingDrawing" xmlns:wp="http://schemas.openxmlformats.org/drawingml/2006/wordprocessingDrawing" xmlns:wpc="http://schemas.microsoft.com/office/word/2010/wordprocessingCanvas" xmlns:wpg="http://schemas.microsoft.com/office/word/2010/wordprocessingGroup" xmlns:wpi="http://schemas.microsoft.com/office/word/2010/wordprocessingInk" xmlns:wps="http://schemas.microsoft.com/office/word/2010/wordprocessingShape" mc:Ignorable="w14 wp14">
+  <w:p>
+    <w:pPr>
+      <w:pStyle w:val="Footer"/>
+      <w:jc w:val="right"/>
+    </w:pPr>
+    <w:fldSimple w:instr="PAGE"/>
+  </w:p>
+</w:ftr>
 </file>
 
 <file path=word/numbering.xml><?xml version="1.0" encoding="utf-8"?>
@@ -788,7 +594,7 @@
   <w:docDefaults>
     <w:rPrDefault>
       <w:rPr>
-        <w:rFonts w:asciiTheme="minorHAnsi" w:eastAsiaTheme="minorEastAsia" w:hAnsiTheme="minorHAnsi" w:cstheme="minorBidi"/>
+        <w:rFonts/>
         <w:sz w:val="22"/>
         <w:szCs w:val="22"/>
         <w:lang w:val="en-US" w:eastAsia="en-US" w:bidi="ar-SA"/>
@@ -943,6 +749,15 @@
     <w:name w:val="Normal"/>
     <w:qFormat/>
     <w:rsid w:val="00FC693F"/>
+    <w:pPr>
+      <w:spacing w:after="120" w:line="259" w:lineRule="auto"/>
+    </w:pPr>
+    <w:rPr>
+      <w:rFonts w:ascii="Times New Roman" w:hAnsi="Times New Roman"/>
+      <w:color w:val="000000"/>
+      <w:sz w:val="24"/>
+      <w:lang w:val="az-Latn-AZ"/>
+    </w:rPr>
   </w:style>
   <w:style w:type="paragraph" w:styleId="Header">
     <w:name w:val="header"/>
@@ -999,16 +814,17 @@
     <w:pPr>
       <w:keepNext/>
       <w:keepLines/>
-      <w:spacing w:before="480" w:after="0"/>
+      <w:spacing w:before="480" w:after="120" w:line="259" w:lineRule="auto"/>
       <w:outlineLvl w:val="0"/>
     </w:pPr>
     <w:rPr>
-      <w:rFonts w:asciiTheme="majorHAnsi" w:eastAsiaTheme="majorEastAsia" w:hAnsiTheme="majorHAnsi" w:cstheme="majorBidi"/>
+      <w:rFonts w:ascii="Times New Roman" w:hAnsi="Times New Roman"/>
       <w:b/>
       <w:bCs/>
-      <w:color w:val="365F91" w:themeColor="accent1" w:themeShade="BF"/>
-      <w:sz w:val="28"/>
+      <w:color w:val="000000"/>
+      <w:sz w:val="26"/>
       <w:szCs w:val="28"/>
+      <w:lang w:val="az-Latn-AZ"/>
     </w:rPr>
   </w:style>
   <w:style w:type="paragraph" w:styleId="Heading2">
@@ -1023,16 +839,17 @@
     <w:pPr>
       <w:keepNext/>
       <w:keepLines/>
-      <w:spacing w:before="200" w:after="0"/>
+      <w:spacing w:before="200" w:after="120" w:line="259" w:lineRule="auto"/>
       <w:outlineLvl w:val="1"/>
     </w:pPr>
     <w:rPr>
-      <w:rFonts w:asciiTheme="majorHAnsi" w:eastAsiaTheme="majorEastAsia" w:hAnsiTheme="majorHAnsi" w:cstheme="majorBidi"/>
+      <w:rFonts w:ascii="Times New Roman" w:hAnsi="Times New Roman"/>
       <w:b/>
       <w:bCs/>
-      <w:color w:val="4F81BD" w:themeColor="accent1"/>
+      <w:color w:val="000000"/>
       <w:sz w:val="26"/>
       <w:szCs w:val="26"/>
+      <w:lang w:val="az-Latn-AZ"/>
     </w:rPr>
   </w:style>
   <w:style w:type="paragraph" w:styleId="Heading3">
@@ -1051,7 +868,7 @@
       <w:outlineLvl w:val="2"/>
     </w:pPr>
     <w:rPr>
-      <w:rFonts w:asciiTheme="majorHAnsi" w:eastAsiaTheme="majorEastAsia" w:hAnsiTheme="majorHAnsi" w:cstheme="majorBidi"/>
+      <w:rFonts/>
       <w:b/>
       <w:bCs/>
       <w:color w:val="4F81BD" w:themeColor="accent1"/>
@@ -1074,7 +891,7 @@
       <w:outlineLvl w:val="3"/>
     </w:pPr>
     <w:rPr>
-      <w:rFonts w:asciiTheme="majorHAnsi" w:eastAsiaTheme="majorEastAsia" w:hAnsiTheme="majorHAnsi" w:cstheme="majorBidi"/>
+      <w:rFonts/>
       <w:b/>
       <w:bCs/>
       <w:i/>
@@ -1099,7 +916,7 @@
       <w:outlineLvl w:val="4"/>
     </w:pPr>
     <w:rPr>
-      <w:rFonts w:asciiTheme="majorHAnsi" w:eastAsiaTheme="majorEastAsia" w:hAnsiTheme="majorHAnsi" w:cstheme="majorBidi"/>
+      <w:rFonts/>
       <w:color w:val="243F60" w:themeColor="accent1" w:themeShade="7F"/>
     </w:rPr>
   </w:style>
@@ -1120,7 +937,7 @@
       <w:outlineLvl w:val="5"/>
     </w:pPr>
     <w:rPr>
-      <w:rFonts w:asciiTheme="majorHAnsi" w:eastAsiaTheme="majorEastAsia" w:hAnsiTheme="majorHAnsi" w:cstheme="majorBidi"/>
+      <w:rFonts/>
       <w:i/>
       <w:iCs/>
       <w:color w:val="243F60" w:themeColor="accent1" w:themeShade="7F"/>
@@ -1143,7 +960,7 @@
       <w:outlineLvl w:val="6"/>
     </w:pPr>
     <w:rPr>
-      <w:rFonts w:asciiTheme="majorHAnsi" w:eastAsiaTheme="majorEastAsia" w:hAnsiTheme="majorHAnsi" w:cstheme="majorBidi"/>
+      <w:rFonts/>
       <w:i/>
       <w:iCs/>
       <w:color w:val="404040" w:themeColor="text1" w:themeTint="BF"/>
@@ -1166,7 +983,7 @@
       <w:outlineLvl w:val="7"/>
     </w:pPr>
     <w:rPr>
-      <w:rFonts w:asciiTheme="majorHAnsi" w:eastAsiaTheme="majorEastAsia" w:hAnsiTheme="majorHAnsi" w:cstheme="majorBidi"/>
+      <w:rFonts/>
       <w:color w:val="4F81BD" w:themeColor="accent1"/>
       <w:sz w:val="20"/>
       <w:szCs w:val="20"/>
@@ -1189,7 +1006,7 @@
       <w:outlineLvl w:val="8"/>
     </w:pPr>
     <w:rPr>
-      <w:rFonts w:asciiTheme="majorHAnsi" w:eastAsiaTheme="majorEastAsia" w:hAnsiTheme="majorHAnsi" w:cstheme="majorBidi"/>
+      <w:rFonts/>
       <w:i/>
       <w:iCs/>
       <w:color w:val="404040" w:themeColor="text1" w:themeTint="BF"/>
@@ -1240,7 +1057,7 @@
     <w:uiPriority w:val="9"/>
     <w:rsid w:val="00FC693F"/>
     <w:rPr>
-      <w:rFonts w:asciiTheme="majorHAnsi" w:eastAsiaTheme="majorEastAsia" w:hAnsiTheme="majorHAnsi" w:cstheme="majorBidi"/>
+      <w:rFonts/>
       <w:b/>
       <w:bCs/>
       <w:color w:val="365F91" w:themeColor="accent1" w:themeShade="BF"/>
@@ -1255,7 +1072,7 @@
     <w:uiPriority w:val="9"/>
     <w:rsid w:val="00FC693F"/>
     <w:rPr>
-      <w:rFonts w:asciiTheme="majorHAnsi" w:eastAsiaTheme="majorEastAsia" w:hAnsiTheme="majorHAnsi" w:cstheme="majorBidi"/>
+      <w:rFonts/>
       <w:b/>
       <w:bCs/>
       <w:color w:val="4F81BD" w:themeColor="accent1"/>
@@ -1270,7 +1087,7 @@
     <w:uiPriority w:val="9"/>
     <w:rsid w:val="00FC693F"/>
     <w:rPr>
-      <w:rFonts w:asciiTheme="majorHAnsi" w:eastAsiaTheme="majorEastAsia" w:hAnsiTheme="majorHAnsi" w:cstheme="majorBidi"/>
+      <w:rFonts/>
       <w:b/>
       <w:bCs/>
       <w:color w:val="4F81BD" w:themeColor="accent1"/>
@@ -1285,19 +1102,17 @@
     <w:qFormat/>
     <w:rsid w:val="00FC693F"/>
     <w:pPr>
-      <w:pBdr>
-        <w:bottom w:val="single" w:sz="8" w:space="4" w:color="4F81BD" w:themeColor="accent1"/>
-      </w:pBdr>
-      <w:spacing w:after="300" w:line="240" w:lineRule="auto"/>
+      <w:spacing w:after="120" w:line="259" w:lineRule="auto"/>
       <w:contextualSpacing/>
     </w:pPr>
     <w:rPr>
-      <w:rFonts w:asciiTheme="majorHAnsi" w:eastAsiaTheme="majorEastAsia" w:hAnsiTheme="majorHAnsi" w:cstheme="majorBidi"/>
-      <w:color w:val="17365D" w:themeColor="text2" w:themeShade="BF"/>
+      <w:rFonts w:ascii="Times New Roman" w:hAnsi="Times New Roman"/>
+      <w:color w:val="000000"/>
       <w:spacing w:val="5"/>
       <w:kern w:val="28"/>
-      <w:sz w:val="52"/>
+      <w:sz w:val="40"/>
       <w:szCs w:val="52"/>
+      <w:lang w:val="az-Latn-AZ"/>
     </w:rPr>
   </w:style>
   <w:style w:type="character" w:customStyle="1" w:styleId="TitleChar">
@@ -1307,7 +1122,7 @@
     <w:uiPriority w:val="10"/>
     <w:rsid w:val="00FC693F"/>
     <w:rPr>
-      <w:rFonts w:asciiTheme="majorHAnsi" w:eastAsiaTheme="majorEastAsia" w:hAnsiTheme="majorHAnsi" w:cstheme="majorBidi"/>
+      <w:rFonts/>
       <w:color w:val="17365D" w:themeColor="text2" w:themeShade="BF"/>
       <w:spacing w:val="5"/>
       <w:kern w:val="28"/>
@@ -1329,7 +1144,7 @@
       </w:numPr>
     </w:pPr>
     <w:rPr>
-      <w:rFonts w:asciiTheme="majorHAnsi" w:eastAsiaTheme="majorEastAsia" w:hAnsiTheme="majorHAnsi" w:cstheme="majorBidi"/>
+      <w:rFonts/>
       <w:i/>
       <w:iCs/>
       <w:color w:val="4F81BD" w:themeColor="accent1"/>
@@ -1345,7 +1160,7 @@
     <w:uiPriority w:val="11"/>
     <w:rsid w:val="00FC693F"/>
     <w:rPr>
-      <w:rFonts w:asciiTheme="majorHAnsi" w:eastAsiaTheme="majorEastAsia" w:hAnsiTheme="majorHAnsi" w:cstheme="majorBidi"/>
+      <w:rFonts/>
       <w:i/>
       <w:iCs/>
       <w:color w:val="4F81BD" w:themeColor="accent1"/>
@@ -1470,8 +1285,15 @@
       <w:numPr>
         <w:numId w:val="1"/>
       </w:numPr>
+      <w:spacing w:after="120" w:line="259" w:lineRule="auto"/>
       <w:contextualSpacing/>
     </w:pPr>
+    <w:rPr>
+      <w:rFonts w:ascii="Times New Roman" w:hAnsi="Times New Roman"/>
+      <w:color w:val="000000"/>
+      <w:sz w:val="24"/>
+      <w:lang w:val="az-Latn-AZ"/>
+    </w:rPr>
   </w:style>
   <w:style w:type="paragraph" w:styleId="ListBullet2">
     <w:name w:val="List Bullet 2"/>
@@ -1643,7 +1465,7 @@
     <w:semiHidden/>
     <w:rsid w:val="00FC693F"/>
     <w:rPr>
-      <w:rFonts w:asciiTheme="majorHAnsi" w:eastAsiaTheme="majorEastAsia" w:hAnsiTheme="majorHAnsi" w:cstheme="majorBidi"/>
+      <w:rFonts/>
       <w:b/>
       <w:bCs/>
       <w:i/>
@@ -1659,7 +1481,7 @@
     <w:semiHidden/>
     <w:rsid w:val="00FC693F"/>
     <w:rPr>
-      <w:rFonts w:asciiTheme="majorHAnsi" w:eastAsiaTheme="majorEastAsia" w:hAnsiTheme="majorHAnsi" w:cstheme="majorBidi"/>
+      <w:rFonts/>
       <w:color w:val="243F60" w:themeColor="accent1" w:themeShade="7F"/>
     </w:rPr>
   </w:style>
@@ -1671,7 +1493,7 @@
     <w:semiHidden/>
     <w:rsid w:val="00FC693F"/>
     <w:rPr>
-      <w:rFonts w:asciiTheme="majorHAnsi" w:eastAsiaTheme="majorEastAsia" w:hAnsiTheme="majorHAnsi" w:cstheme="majorBidi"/>
+      <w:rFonts/>
       <w:i/>
       <w:iCs/>
       <w:color w:val="243F60" w:themeColor="accent1" w:themeShade="7F"/>
@@ -1685,7 +1507,7 @@
     <w:semiHidden/>
     <w:rsid w:val="00FC693F"/>
     <w:rPr>
-      <w:rFonts w:asciiTheme="majorHAnsi" w:eastAsiaTheme="majorEastAsia" w:hAnsiTheme="majorHAnsi" w:cstheme="majorBidi"/>
+      <w:rFonts/>
       <w:i/>
       <w:iCs/>
       <w:color w:val="404040" w:themeColor="text1" w:themeTint="BF"/>
@@ -1699,7 +1521,7 @@
     <w:semiHidden/>
     <w:rsid w:val="00FC693F"/>
     <w:rPr>
-      <w:rFonts w:asciiTheme="majorHAnsi" w:eastAsiaTheme="majorEastAsia" w:hAnsiTheme="majorHAnsi" w:cstheme="majorBidi"/>
+      <w:rFonts/>
       <w:color w:val="4F81BD" w:themeColor="accent1"/>
       <w:sz w:val="20"/>
       <w:szCs w:val="20"/>
@@ -1713,7 +1535,7 @@
     <w:semiHidden/>
     <w:rsid w:val="00FC693F"/>
     <w:rPr>
-      <w:rFonts w:asciiTheme="majorHAnsi" w:eastAsiaTheme="majorEastAsia" w:hAnsiTheme="majorHAnsi" w:cstheme="majorBidi"/>
+      <w:rFonts/>
       <w:i/>
       <w:iCs/>
       <w:color w:val="404040" w:themeColor="text1" w:themeTint="BF"/>
@@ -1772,9 +1594,6 @@
     <w:qFormat/>
     <w:rsid w:val="00FC693F"/>
     <w:pPr>
-      <w:pBdr>
-        <w:bottom w:val="single" w:sz="4" w:space="4" w:color="4F81BD" w:themeColor="accent1"/>
-      </w:pBdr>
       <w:spacing w:before="200" w:after="280"/>
       <w:ind w:left="936" w:right="936"/>
     </w:pPr>
@@ -3302,7 +3121,7 @@
         <w:spacing w:before="0" w:after="0" w:line="240" w:lineRule="auto"/>
       </w:pPr>
       <w:rPr>
-        <w:rFonts w:asciiTheme="majorHAnsi" w:eastAsiaTheme="majorEastAsia" w:hAnsiTheme="majorHAnsi" w:cstheme="majorBidi"/>
+        <w:rFonts/>
         <w:b/>
         <w:bCs/>
       </w:rPr>
@@ -3323,7 +3142,7 @@
         <w:spacing w:before="0" w:after="0" w:line="240" w:lineRule="auto"/>
       </w:pPr>
       <w:rPr>
-        <w:rFonts w:asciiTheme="majorHAnsi" w:eastAsiaTheme="majorEastAsia" w:hAnsiTheme="majorHAnsi" w:cstheme="majorBidi"/>
+        <w:rFonts/>
         <w:b/>
         <w:bCs/>
       </w:rPr>
@@ -3341,14 +3160,14 @@
     </w:tblStylePr>
     <w:tblStylePr w:type="firstCol">
       <w:rPr>
-        <w:rFonts w:asciiTheme="majorHAnsi" w:eastAsiaTheme="majorEastAsia" w:hAnsiTheme="majorHAnsi" w:cstheme="majorBidi"/>
+        <w:rFonts/>
         <w:b/>
         <w:bCs/>
       </w:rPr>
     </w:tblStylePr>
     <w:tblStylePr w:type="lastCol">
       <w:rPr>
-        <w:rFonts w:asciiTheme="majorHAnsi" w:eastAsiaTheme="majorEastAsia" w:hAnsiTheme="majorHAnsi" w:cstheme="majorBidi"/>
+        <w:rFonts/>
         <w:b/>
         <w:bCs/>
       </w:rPr>
@@ -3432,7 +3251,7 @@
         <w:spacing w:before="0" w:after="0" w:line="240" w:lineRule="auto"/>
       </w:pPr>
       <w:rPr>
-        <w:rFonts w:asciiTheme="majorHAnsi" w:eastAsiaTheme="majorEastAsia" w:hAnsiTheme="majorHAnsi" w:cstheme="majorBidi"/>
+        <w:rFonts/>
         <w:b/>
         <w:bCs/>
       </w:rPr>
@@ -3453,7 +3272,7 @@
         <w:spacing w:before="0" w:after="0" w:line="240" w:lineRule="auto"/>
       </w:pPr>
       <w:rPr>
-        <w:rFonts w:asciiTheme="majorHAnsi" w:eastAsiaTheme="majorEastAsia" w:hAnsiTheme="majorHAnsi" w:cstheme="majorBidi"/>
+        <w:rFonts/>
         <w:b/>
         <w:bCs/>
       </w:rPr>
@@ -3471,14 +3290,14 @@
     </w:tblStylePr>
     <w:tblStylePr w:type="firstCol">
       <w:rPr>
-        <w:rFonts w:asciiTheme="majorHAnsi" w:eastAsiaTheme="majorEastAsia" w:hAnsiTheme="majorHAnsi" w:cstheme="majorBidi"/>
+        <w:rFonts/>
         <w:b/>
         <w:bCs/>
       </w:rPr>
     </w:tblStylePr>
     <w:tblStylePr w:type="lastCol">
       <w:rPr>
-        <w:rFonts w:asciiTheme="majorHAnsi" w:eastAsiaTheme="majorEastAsia" w:hAnsiTheme="majorHAnsi" w:cstheme="majorBidi"/>
+        <w:rFonts/>
         <w:b/>
         <w:bCs/>
       </w:rPr>
@@ -3562,7 +3381,7 @@
         <w:spacing w:before="0" w:after="0" w:line="240" w:lineRule="auto"/>
       </w:pPr>
       <w:rPr>
-        <w:rFonts w:asciiTheme="majorHAnsi" w:eastAsiaTheme="majorEastAsia" w:hAnsiTheme="majorHAnsi" w:cstheme="majorBidi"/>
+        <w:rFonts/>
         <w:b/>
         <w:bCs/>
       </w:rPr>
@@ -3583,7 +3402,7 @@
         <w:spacing w:before="0" w:after="0" w:line="240" w:lineRule="auto"/>
       </w:pPr>
       <w:rPr>
-        <w:rFonts w:asciiTheme="majorHAnsi" w:eastAsiaTheme="majorEastAsia" w:hAnsiTheme="majorHAnsi" w:cstheme="majorBidi"/>
+        <w:rFonts/>
         <w:b/>
         <w:bCs/>
       </w:rPr>
@@ -3601,14 +3420,14 @@
     </w:tblStylePr>
     <w:tblStylePr w:type="firstCol">
       <w:rPr>
-        <w:rFonts w:asciiTheme="majorHAnsi" w:eastAsiaTheme="majorEastAsia" w:hAnsiTheme="majorHAnsi" w:cstheme="majorBidi"/>
+        <w:rFonts/>
         <w:b/>
         <w:bCs/>
       </w:rPr>
     </w:tblStylePr>
     <w:tblStylePr w:type="lastCol">
       <w:rPr>
-        <w:rFonts w:asciiTheme="majorHAnsi" w:eastAsiaTheme="majorEastAsia" w:hAnsiTheme="majorHAnsi" w:cstheme="majorBidi"/>
+        <w:rFonts/>
         <w:b/>
         <w:bCs/>
       </w:rPr>
@@ -3692,7 +3511,7 @@
         <w:spacing w:before="0" w:after="0" w:line="240" w:lineRule="auto"/>
       </w:pPr>
       <w:rPr>
-        <w:rFonts w:asciiTheme="majorHAnsi" w:eastAsiaTheme="majorEastAsia" w:hAnsiTheme="majorHAnsi" w:cstheme="majorBidi"/>
+        <w:rFonts/>
         <w:b/>
         <w:bCs/>
       </w:rPr>
@@ -3713,7 +3532,7 @@
         <w:spacing w:before="0" w:after="0" w:line="240" w:lineRule="auto"/>
       </w:pPr>
       <w:rPr>
-        <w:rFonts w:asciiTheme="majorHAnsi" w:eastAsiaTheme="majorEastAsia" w:hAnsiTheme="majorHAnsi" w:cstheme="majorBidi"/>
+        <w:rFonts/>
         <w:b/>
         <w:bCs/>
       </w:rPr>
@@ -3731,14 +3550,14 @@
     </w:tblStylePr>
     <w:tblStylePr w:type="firstCol">
       <w:rPr>
-        <w:rFonts w:asciiTheme="majorHAnsi" w:eastAsiaTheme="majorEastAsia" w:hAnsiTheme="majorHAnsi" w:cstheme="majorBidi"/>
+        <w:rFonts/>
         <w:b/>
         <w:bCs/>
       </w:rPr>
     </w:tblStylePr>
     <w:tblStylePr w:type="lastCol">
       <w:rPr>
-        <w:rFonts w:asciiTheme="majorHAnsi" w:eastAsiaTheme="majorEastAsia" w:hAnsiTheme="majorHAnsi" w:cstheme="majorBidi"/>
+        <w:rFonts/>
         <w:b/>
         <w:bCs/>
       </w:rPr>
@@ -3822,7 +3641,7 @@
         <w:spacing w:before="0" w:after="0" w:line="240" w:lineRule="auto"/>
       </w:pPr>
       <w:rPr>
-        <w:rFonts w:asciiTheme="majorHAnsi" w:eastAsiaTheme="majorEastAsia" w:hAnsiTheme="majorHAnsi" w:cstheme="majorBidi"/>
+        <w:rFonts/>
         <w:b/>
         <w:bCs/>
       </w:rPr>
@@ -3843,7 +3662,7 @@
         <w:spacing w:before="0" w:after="0" w:line="240" w:lineRule="auto"/>
       </w:pPr>
       <w:rPr>
-        <w:rFonts w:asciiTheme="majorHAnsi" w:eastAsiaTheme="majorEastAsia" w:hAnsiTheme="majorHAnsi" w:cstheme="majorBidi"/>
+        <w:rFonts/>
         <w:b/>
         <w:bCs/>
       </w:rPr>
@@ -3861,14 +3680,14 @@
     </w:tblStylePr>
     <w:tblStylePr w:type="firstCol">
       <w:rPr>
-        <w:rFonts w:asciiTheme="majorHAnsi" w:eastAsiaTheme="majorEastAsia" w:hAnsiTheme="majorHAnsi" w:cstheme="majorBidi"/>
+        <w:rFonts/>
         <w:b/>
         <w:bCs/>
       </w:rPr>
     </w:tblStylePr>
     <w:tblStylePr w:type="lastCol">
       <w:rPr>
-        <w:rFonts w:asciiTheme="majorHAnsi" w:eastAsiaTheme="majorEastAsia" w:hAnsiTheme="majorHAnsi" w:cstheme="majorBidi"/>
+        <w:rFonts/>
         <w:b/>
         <w:bCs/>
       </w:rPr>
@@ -3952,7 +3771,7 @@
         <w:spacing w:before="0" w:after="0" w:line="240" w:lineRule="auto"/>
       </w:pPr>
       <w:rPr>
-        <w:rFonts w:asciiTheme="majorHAnsi" w:eastAsiaTheme="majorEastAsia" w:hAnsiTheme="majorHAnsi" w:cstheme="majorBidi"/>
+        <w:rFonts/>
         <w:b/>
         <w:bCs/>
       </w:rPr>
@@ -3973,7 +3792,7 @@
         <w:spacing w:before="0" w:after="0" w:line="240" w:lineRule="auto"/>
       </w:pPr>
       <w:rPr>
-        <w:rFonts w:asciiTheme="majorHAnsi" w:eastAsiaTheme="majorEastAsia" w:hAnsiTheme="majorHAnsi" w:cstheme="majorBidi"/>
+        <w:rFonts/>
         <w:b/>
         <w:bCs/>
       </w:rPr>
@@ -3991,14 +3810,14 @@
     </w:tblStylePr>
     <w:tblStylePr w:type="firstCol">
       <w:rPr>
-        <w:rFonts w:asciiTheme="majorHAnsi" w:eastAsiaTheme="majorEastAsia" w:hAnsiTheme="majorHAnsi" w:cstheme="majorBidi"/>
+        <w:rFonts/>
         <w:b/>
         <w:bCs/>
       </w:rPr>
     </w:tblStylePr>
     <w:tblStylePr w:type="lastCol">
       <w:rPr>
-        <w:rFonts w:asciiTheme="majorHAnsi" w:eastAsiaTheme="majorEastAsia" w:hAnsiTheme="majorHAnsi" w:cstheme="majorBidi"/>
+        <w:rFonts/>
         <w:b/>
         <w:bCs/>
       </w:rPr>
@@ -4082,7 +3901,7 @@
         <w:spacing w:before="0" w:after="0" w:line="240" w:lineRule="auto"/>
       </w:pPr>
       <w:rPr>
-        <w:rFonts w:asciiTheme="majorHAnsi" w:eastAsiaTheme="majorEastAsia" w:hAnsiTheme="majorHAnsi" w:cstheme="majorBidi"/>
+        <w:rFonts/>
         <w:b/>
         <w:bCs/>
       </w:rPr>
@@ -4103,7 +3922,7 @@
         <w:spacing w:before="0" w:after="0" w:line="240" w:lineRule="auto"/>
       </w:pPr>
       <w:rPr>
-        <w:rFonts w:asciiTheme="majorHAnsi" w:eastAsiaTheme="majorEastAsia" w:hAnsiTheme="majorHAnsi" w:cstheme="majorBidi"/>
+        <w:rFonts/>
         <w:b/>
         <w:bCs/>
       </w:rPr>
@@ -4121,14 +3940,14 @@
     </w:tblStylePr>
     <w:tblStylePr w:type="firstCol">
       <w:rPr>
-        <w:rFonts w:asciiTheme="majorHAnsi" w:eastAsiaTheme="majorEastAsia" w:hAnsiTheme="majorHAnsi" w:cstheme="majorBidi"/>
+        <w:rFonts/>
         <w:b/>
         <w:bCs/>
       </w:rPr>
     </w:tblStylePr>
     <w:tblStylePr w:type="lastCol">
       <w:rPr>
-        <w:rFonts w:asciiTheme="majorHAnsi" w:eastAsiaTheme="majorEastAsia" w:hAnsiTheme="majorHAnsi" w:cstheme="majorBidi"/>
+        <w:rFonts/>
         <w:b/>
         <w:bCs/>
       </w:rPr>
@@ -5993,7 +5812,7 @@
     </w:tblPr>
     <w:tblStylePr w:type="firstRow">
       <w:rPr>
-        <w:rFonts w:asciiTheme="majorHAnsi" w:eastAsiaTheme="majorEastAsia" w:hAnsiTheme="majorHAnsi" w:cstheme="majorBidi"/>
+        <w:rFonts/>
       </w:rPr>
       <w:tblPr/>
       <w:tcPr>
@@ -6077,7 +5896,7 @@
     </w:tblPr>
     <w:tblStylePr w:type="firstRow">
       <w:rPr>
-        <w:rFonts w:asciiTheme="majorHAnsi" w:eastAsiaTheme="majorEastAsia" w:hAnsiTheme="majorHAnsi" w:cstheme="majorBidi"/>
+        <w:rFonts/>
       </w:rPr>
       <w:tblPr/>
       <w:tcPr>
@@ -6161,7 +5980,7 @@
     </w:tblPr>
     <w:tblStylePr w:type="firstRow">
       <w:rPr>
-        <w:rFonts w:asciiTheme="majorHAnsi" w:eastAsiaTheme="majorEastAsia" w:hAnsiTheme="majorHAnsi" w:cstheme="majorBidi"/>
+        <w:rFonts/>
       </w:rPr>
       <w:tblPr/>
       <w:tcPr>
@@ -6245,7 +6064,7 @@
     </w:tblPr>
     <w:tblStylePr w:type="firstRow">
       <w:rPr>
-        <w:rFonts w:asciiTheme="majorHAnsi" w:eastAsiaTheme="majorEastAsia" w:hAnsiTheme="majorHAnsi" w:cstheme="majorBidi"/>
+        <w:rFonts/>
       </w:rPr>
       <w:tblPr/>
       <w:tcPr>
@@ -6329,7 +6148,7 @@
     </w:tblPr>
     <w:tblStylePr w:type="firstRow">
       <w:rPr>
-        <w:rFonts w:asciiTheme="majorHAnsi" w:eastAsiaTheme="majorEastAsia" w:hAnsiTheme="majorHAnsi" w:cstheme="majorBidi"/>
+        <w:rFonts/>
       </w:rPr>
       <w:tblPr/>
       <w:tcPr>
@@ -6413,7 +6232,7 @@
     </w:tblPr>
     <w:tblStylePr w:type="firstRow">
       <w:rPr>
-        <w:rFonts w:asciiTheme="majorHAnsi" w:eastAsiaTheme="majorEastAsia" w:hAnsiTheme="majorHAnsi" w:cstheme="majorBidi"/>
+        <w:rFonts/>
       </w:rPr>
       <w:tblPr/>
       <w:tcPr>
@@ -6497,7 +6316,7 @@
     </w:tblPr>
     <w:tblStylePr w:type="firstRow">
       <w:rPr>
-        <w:rFonts w:asciiTheme="majorHAnsi" w:eastAsiaTheme="majorEastAsia" w:hAnsiTheme="majorHAnsi" w:cstheme="majorBidi"/>
+        <w:rFonts/>
       </w:rPr>
       <w:tblPr/>
       <w:tcPr>
@@ -6562,7 +6381,7 @@
       <w:spacing w:after="0" w:line="240" w:lineRule="auto"/>
     </w:pPr>
     <w:rPr>
-      <w:rFonts w:asciiTheme="majorHAnsi" w:eastAsiaTheme="majorEastAsia" w:hAnsiTheme="majorHAnsi" w:cstheme="majorBidi"/>
+      <w:rFonts/>
       <w:color w:val="000000" w:themeColor="text1"/>
     </w:rPr>
     <w:tblPr>
@@ -6690,7 +6509,7 @@
       <w:spacing w:after="0" w:line="240" w:lineRule="auto"/>
     </w:pPr>
     <w:rPr>
-      <w:rFonts w:asciiTheme="majorHAnsi" w:eastAsiaTheme="majorEastAsia" w:hAnsiTheme="majorHAnsi" w:cstheme="majorBidi"/>
+      <w:rFonts/>
       <w:color w:val="000000" w:themeColor="text1"/>
     </w:rPr>
     <w:tblPr>
@@ -6818,7 +6637,7 @@
       <w:spacing w:after="0" w:line="240" w:lineRule="auto"/>
     </w:pPr>
     <w:rPr>
-      <w:rFonts w:asciiTheme="majorHAnsi" w:eastAsiaTheme="majorEastAsia" w:hAnsiTheme="majorHAnsi" w:cstheme="majorBidi"/>
+      <w:rFonts/>
       <w:color w:val="000000" w:themeColor="text1"/>
     </w:rPr>
     <w:tblPr>
@@ -6946,7 +6765,7 @@
       <w:spacing w:after="0" w:line="240" w:lineRule="auto"/>
     </w:pPr>
     <w:rPr>
-      <w:rFonts w:asciiTheme="majorHAnsi" w:eastAsiaTheme="majorEastAsia" w:hAnsiTheme="majorHAnsi" w:cstheme="majorBidi"/>
+      <w:rFonts/>
       <w:color w:val="000000" w:themeColor="text1"/>
     </w:rPr>
     <w:tblPr>
@@ -7074,7 +6893,7 @@
       <w:spacing w:after="0" w:line="240" w:lineRule="auto"/>
     </w:pPr>
     <w:rPr>
-      <w:rFonts w:asciiTheme="majorHAnsi" w:eastAsiaTheme="majorEastAsia" w:hAnsiTheme="majorHAnsi" w:cstheme="majorBidi"/>
+      <w:rFonts/>
       <w:color w:val="000000" w:themeColor="text1"/>
     </w:rPr>
     <w:tblPr>
@@ -7202,7 +7021,7 @@
       <w:spacing w:after="0" w:line="240" w:lineRule="auto"/>
     </w:pPr>
     <w:rPr>
-      <w:rFonts w:asciiTheme="majorHAnsi" w:eastAsiaTheme="majorEastAsia" w:hAnsiTheme="majorHAnsi" w:cstheme="majorBidi"/>
+      <w:rFonts/>
       <w:color w:val="000000" w:themeColor="text1"/>
     </w:rPr>
     <w:tblPr>
@@ -7330,7 +7149,7 @@
       <w:spacing w:after="0" w:line="240" w:lineRule="auto"/>
     </w:pPr>
     <w:rPr>
-      <w:rFonts w:asciiTheme="majorHAnsi" w:eastAsiaTheme="majorEastAsia" w:hAnsiTheme="majorHAnsi" w:cstheme="majorBidi"/>
+      <w:rFonts/>
       <w:color w:val="000000" w:themeColor="text1"/>
     </w:rPr>
     <w:tblPr>
@@ -7969,7 +7788,7 @@
       <w:spacing w:after="0" w:line="240" w:lineRule="auto"/>
     </w:pPr>
     <w:rPr>
-      <w:rFonts w:asciiTheme="majorHAnsi" w:eastAsiaTheme="majorEastAsia" w:hAnsiTheme="majorHAnsi" w:cstheme="majorBidi"/>
+      <w:rFonts/>
       <w:color w:val="000000" w:themeColor="text1"/>
     </w:rPr>
     <w:tblPr>
@@ -8094,7 +7913,7 @@
       <w:spacing w:after="0" w:line="240" w:lineRule="auto"/>
     </w:pPr>
     <w:rPr>
-      <w:rFonts w:asciiTheme="majorHAnsi" w:eastAsiaTheme="majorEastAsia" w:hAnsiTheme="majorHAnsi" w:cstheme="majorBidi"/>
+      <w:rFonts/>
       <w:color w:val="000000" w:themeColor="text1"/>
     </w:rPr>
     <w:tblPr>
@@ -8219,7 +8038,7 @@
       <w:spacing w:after="0" w:line="240" w:lineRule="auto"/>
     </w:pPr>
     <w:rPr>
-      <w:rFonts w:asciiTheme="majorHAnsi" w:eastAsiaTheme="majorEastAsia" w:hAnsiTheme="majorHAnsi" w:cstheme="majorBidi"/>
+      <w:rFonts/>
       <w:color w:val="000000" w:themeColor="text1"/>
     </w:rPr>
     <w:tblPr>
@@ -8344,7 +8163,7 @@
       <w:spacing w:after="0" w:line="240" w:lineRule="auto"/>
     </w:pPr>
     <w:rPr>
-      <w:rFonts w:asciiTheme="majorHAnsi" w:eastAsiaTheme="majorEastAsia" w:hAnsiTheme="majorHAnsi" w:cstheme="majorBidi"/>
+      <w:rFonts/>
       <w:color w:val="000000" w:themeColor="text1"/>
     </w:rPr>
     <w:tblPr>
@@ -8469,7 +8288,7 @@
       <w:spacing w:after="0" w:line="240" w:lineRule="auto"/>
     </w:pPr>
     <w:rPr>
-      <w:rFonts w:asciiTheme="majorHAnsi" w:eastAsiaTheme="majorEastAsia" w:hAnsiTheme="majorHAnsi" w:cstheme="majorBidi"/>
+      <w:rFonts/>
       <w:color w:val="000000" w:themeColor="text1"/>
     </w:rPr>
     <w:tblPr>
@@ -8594,7 +8413,7 @@
       <w:spacing w:after="0" w:line="240" w:lineRule="auto"/>
     </w:pPr>
     <w:rPr>
-      <w:rFonts w:asciiTheme="majorHAnsi" w:eastAsiaTheme="majorEastAsia" w:hAnsiTheme="majorHAnsi" w:cstheme="majorBidi"/>
+      <w:rFonts/>
       <w:color w:val="000000" w:themeColor="text1"/>
     </w:rPr>
     <w:tblPr>
@@ -8719,7 +8538,7 @@
       <w:spacing w:after="0" w:line="240" w:lineRule="auto"/>
     </w:pPr>
     <w:rPr>
-      <w:rFonts w:asciiTheme="majorHAnsi" w:eastAsiaTheme="majorEastAsia" w:hAnsiTheme="majorHAnsi" w:cstheme="majorBidi"/>
+      <w:rFonts/>
       <w:color w:val="000000" w:themeColor="text1"/>
     </w:rPr>
     <w:tblPr>

--- a/az/discovery-articles/6.27 Elektron ödənişlər.docx
+++ b/az/discovery-articles/6.27 Elektron ödənişlər.docx
@@ -120,7 +120,7 @@
         <w:widowControl/>
       </w:pPr>
       <w:r>
-        <w:t>Kim kəşf edib və ya yaradıb</w:t>
+        <w:t xml:space="preserve">Kim yaradıb</w:t>
       </w:r>
     </w:p>
     <w:p>
@@ -217,7 +217,7 @@
         <w:rPr>
           <w:sz w:val="20"/>
         </w:rPr>
-        <w:t>A Kitablar və əsas elmi əsərlər</w:t>
+        <w:t>Kitablar və əsas elmi əsərlər</w:t>
       </w:r>
     </w:p>
     <w:p>
@@ -240,7 +240,7 @@
         <w:rPr>
           <w:sz w:val="20"/>
         </w:rPr>
-        <w:t>C Qurumların materialları və ensiklopedik mənbələr</w:t>
+        <w:t>Qurumların materialları və ensiklopedik mənbələr</w:t>
       </w:r>
     </w:p>
     <w:p>
@@ -300,7 +300,7 @@
         <w:rPr>
           <w:sz w:val="20"/>
         </w:rPr>
-        <w:t>D Muzey arxiv və kitabxana materialları</w:t>
+        <w:t>Muzey arxiv və kitabxana materialları</w:t>
       </w:r>
     </w:p>
     <w:p>
@@ -336,7 +336,7 @@
         <w:rPr>
           <w:sz w:val="20"/>
         </w:rPr>
-        <w:t>J Mətbuat elmi kütləvi nəşrlər və ümumi mənbələr</w:t>
+        <w:t>Mətbuat elmi kütləvi nəşrlər və ümumi mənbələr</w:t>
       </w:r>
     </w:p>
     <w:p>
